--- a/初.docx
+++ b/初.docx
@@ -1719,7 +1719,7 @@
           <w:bCs/>
           <w:color w:val="EE0000"/>
         </w:rPr>
-        <w:t>score = Linear(H).squeeze(-1) + masked_fill + softmax</w:t>
+        <w:t>score = Linear(d→d//4) → Tanh → Linear(d//4→1)，再 masked_fill + softmax</w:t>
       </w:r>
     </w:p>
     <w:p>
@@ -1744,41 +1744,41 @@
           <w:bCs/>
           <w:color w:val="EE0000"/>
         </w:rPr>
-        <w:t>attention pooling scorer 用 Linear(d→1)，并对 attention_mask=0 的位置做 -1e9</w:t>
-      </w:r>
-    </w:p>
-    <w:p>
-      <w:pPr>
-        <w:rPr>
-          <w:rFonts w:ascii="宋体" w:hAnsi="宋体" w:eastAsia="宋体"/>
-          <w:b/>
-          <w:bCs/>
-        </w:rPr>
-      </w:pPr>
-      <w:r>
-        <w:rPr>
-          <w:rFonts w:ascii="宋体" w:hAnsi="宋体" w:eastAsia="宋体"/>
-          <w:b/>
-          <w:bCs/>
-        </w:rPr>
-        <w:t>2.3 共享投影层 + 3个输出头（Multi-head）</w:t>
-      </w:r>
-    </w:p>
-    <w:p>
-      <w:pPr>
-        <w:rPr>
-          <w:rFonts w:ascii="宋体" w:hAnsi="宋体" w:eastAsia="宋体"/>
-          <w:b/>
-          <w:bCs/>
-        </w:rPr>
-      </w:pPr>
-      <w:r>
-        <w:rPr>
-          <w:rFonts w:ascii="宋体" w:hAnsi="宋体" w:eastAsia="宋体"/>
-          <w:b/>
-          <w:bCs/>
-        </w:rPr>
-        <w:t>共享投影：</w:t>
+        <w:t>attention pooling scorer 改进为 Tanh Bottleneck 结构：Linear(d→d//4) → Tanh → Linear(d//4→1)，而非简单的 Linear(d→1)。非线性变换使打分函数具有更强的表达能力，能更好地区分关键毒性触发词。对 attention_mask=0 的位置做 -1e4 mask。</w:t>
+      </w:r>
+    </w:p>
+    <w:p>
+      <w:pPr>
+        <w:rPr>
+          <w:rFonts w:ascii="宋体" w:hAnsi="宋体" w:eastAsia="宋体"/>
+          <w:b/>
+          <w:bCs/>
+        </w:rPr>
+      </w:pPr>
+      <w:r>
+        <w:rPr>
+          <w:rFonts w:ascii="宋体" w:hAnsi="宋体" w:eastAsia="宋体"/>
+          <w:b/>
+          <w:bCs/>
+        </w:rPr>
+        <w:t>2.3 分离投影层 + 3个输出头（Multi-head）+ 不确定性加权</w:t>
+      </w:r>
+    </w:p>
+    <w:p>
+      <w:pPr>
+        <w:rPr>
+          <w:rFonts w:ascii="宋体" w:hAnsi="宋体" w:eastAsia="宋体"/>
+          <w:b/>
+          <w:bCs/>
+        </w:rPr>
+      </w:pPr>
+      <w:r>
+        <w:rPr>
+          <w:rFonts w:ascii="宋体" w:hAnsi="宋体" w:eastAsia="宋体"/>
+          <w:b/>
+          <w:bCs/>
+        </w:rPr>
+        <w:t>分离投影（解决梯度冲突）：</w:t>
       </w:r>
     </w:p>
     <w:p>
@@ -1799,7 +1799,11 @@
           <w:b/>
           <w:bCs/>
         </w:rPr>
-        <w:t>z = Dropout(GELU(Linear(h)))，维度可以设 768 或 512</w:t>
+        <w:t>主任务投影：z_tox = Dropout(GELU(Linear(h, 512)))   ← proj_tox（独立）</w:t>
+        <w:br/>
+        <w:t>辅助任务投影：z_aux = Dropout(GELU(Linear(h, 512)))   ← proj_aux（独立）</w:t>
+        <w:br/>
+        <w:t>原因：identity_head 需要识别身份词特征，tox_head 需要忽略身份词关注攻击语义，两者目标矛盾。共享同一个 projection 会导致梯度互相拉扯；分离后各自优化，消除梯度冲突。</w:t>
       </w:r>
     </w:p>
     <w:p>
@@ -1837,7 +1841,7 @@
           <w:b/>
           <w:bCs/>
         </w:rPr>
-        <w:t>toxicity head（主任务）</w:t>
+        <w:t>toxicity head（主任务）—— 使用 z_tox</w:t>
       </w:r>
     </w:p>
     <w:p>
@@ -1858,7 +1862,7 @@
           <w:b/>
           <w:bCs/>
         </w:rPr>
-        <w:t>logit_tox = Linear(z) -&gt; [B,1]</w:t>
+        <w:t>logit_tox = Linear(z_tox, 1) -&gt; [B,1]</w:t>
       </w:r>
     </w:p>
     <w:p>
@@ -1879,7 +1883,7 @@
           <w:b/>
           <w:bCs/>
         </w:rPr>
-        <w:t>subtypes head（辅助任务）</w:t>
+        <w:t>subtypes head（辅助任务）—— 使用 z_aux</w:t>
       </w:r>
     </w:p>
     <w:p>
@@ -1900,7 +1904,7 @@
           <w:b/>
           <w:bCs/>
         </w:rPr>
-        <w:t>logit_sub = Linear(z) -&gt; [B,K]（K=你选的毒性子类型数量</w:t>
+        <w:t>logit_sub = Linear(z_aux, K) -&gt; [B,6]（K=6: severe_toxicity, obscene, threat, insult, identity_attack, sexual_explicit）</w:t>
       </w:r>
       <w:r>
         <w:rPr>
@@ -1908,15 +1912,13 @@
           <w:b/>
           <w:bCs/>
         </w:rPr>
-        <w:t>，根据辅助因素的标签数量去订，看看你要选子类型标签多少个</w:t>
-      </w:r>
-      <w:r>
-        <w:rPr>
-          <w:rFonts w:ascii="宋体" w:hAnsi="宋体" w:eastAsia="宋体"/>
-          <w:b/>
-          <w:bCs/>
-        </w:rPr>
-        <w:t>）</w:t>
+      </w:r>
+      <w:r>
+        <w:rPr>
+          <w:rFonts w:ascii="宋体" w:hAnsi="宋体" w:eastAsia="宋体"/>
+          <w:b/>
+          <w:bCs/>
+        </w:rPr>
       </w:r>
     </w:p>
     <w:p>
@@ -1937,7 +1939,7 @@
           <w:b/>
           <w:bCs/>
         </w:rPr>
-        <w:t>identity head（辅助任务）</w:t>
+        <w:t>identity head（辅助任务）—— 使用 z_aux</w:t>
       </w:r>
     </w:p>
     <w:p>
@@ -1958,7 +1960,7 @@
           <w:b/>
           <w:bCs/>
         </w:rPr>
-        <w:t>logit_id = Linear(z) -&gt; [B,M]（M=你选的身份属性数量</w:t>
+        <w:t>logit_id = Linear(z_aux, M) -&gt; [B,9]（M=9: male, female, black, white, muslim, jewish, christian, homosexual_gay_or_lesbian, psychiatric_or_mental_illness）</w:t>
       </w:r>
       <w:r>
         <w:rPr>
@@ -1966,32 +1968,30 @@
           <w:b/>
           <w:bCs/>
         </w:rPr>
-        <w:t>，根据辅助因素的标签数量去订，看看你要选身份属性多少个</w:t>
-      </w:r>
-      <w:r>
-        <w:rPr>
-          <w:rFonts w:ascii="宋体" w:hAnsi="宋体" w:eastAsia="宋体"/>
-          <w:b/>
-          <w:bCs/>
-        </w:rPr>
-        <w:t>）</w:t>
-      </w:r>
-    </w:p>
-    <w:p>
-      <w:pPr>
-        <w:rPr>
-          <w:rFonts w:ascii="宋体" w:hAnsi="宋体" w:eastAsia="宋体"/>
-          <w:b/>
-          <w:bCs/>
-        </w:rPr>
-      </w:pPr>
-      <w:r>
-        <w:rPr>
-          <w:rFonts w:ascii="宋体" w:hAnsi="宋体" w:eastAsia="宋体"/>
-          <w:b/>
-          <w:bCs/>
-        </w:rPr>
-        <w:t>推理时只用：</w:t>
+      </w:r>
+      <w:r>
+        <w:rPr>
+          <w:rFonts w:ascii="宋体" w:hAnsi="宋体" w:eastAsia="宋体"/>
+          <w:b/>
+          <w:bCs/>
+        </w:rPr>
+      </w:r>
+    </w:p>
+    <w:p>
+      <w:pPr>
+        <w:rPr>
+          <w:rFonts w:ascii="宋体" w:hAnsi="宋体" w:eastAsia="宋体"/>
+          <w:b/>
+          <w:bCs/>
+        </w:rPr>
+      </w:pPr>
+      <w:r>
+        <w:rPr>
+          <w:rFonts w:ascii="宋体" w:hAnsi="宋体" w:eastAsia="宋体"/>
+          <w:b/>
+          <w:bCs/>
+        </w:rPr>
+        <w:t>推理时只用主任务头：</w:t>
       </w:r>
     </w:p>
     <w:p>
@@ -2033,7 +2033,11 @@
           <w:b/>
           <w:bCs/>
         </w:rPr>
-        <w:t>输出二分类结果</w:t>
+        <w:t>Uncertainty Weighting（Kendall et al., 2018）：模型新增 3 个可学习参数 log_var_tox, log_var_sub, log_var_id（初始化为0），用于自动学习多任务权重。训练时总损失为：</w:t>
+        <w:br/>
+        <w:t>L = L_tox/(2·exp(σ_tox)) + σ_tox/2 + L_sub/(2·exp(σ_sub)) + σ_sub/2 + L_id/(2·exp(σ_id)) + σ_id/2</w:t>
+        <w:br/>
+        <w:t>其中 σ 为 log variance。不确定性高（loss大）的任务 σ 自动增大，权重自动降低，避免辅助任务噪声干扰主任务。</w:t>
       </w:r>
     </w:p>
     <w:p>
@@ -2087,7 +2091,7 @@
           <w:b/>
           <w:bCs/>
         </w:rPr>
-        <w:t>3.1 主任务标签（toxicity 二分类）</w:t>
+        <w:t>3.1 主任务标签（toxicity）—— Soft Label</w:t>
       </w:r>
     </w:p>
     <w:p>
@@ -2108,7 +2112,7 @@
           <w:b/>
           <w:bCs/>
         </w:rPr>
-        <w:t>用 target（0~1）：</w:t>
+        <w:t>使用 target（0~1）原始连续值作为 Soft Label：</w:t>
       </w:r>
     </w:p>
     <w:p>
@@ -2129,7 +2133,11 @@
           <w:b/>
           <w:bCs/>
         </w:rPr>
-        <w:t>y_tox = 1 if target &gt;= 0.5 else 0</w:t>
+        <w:t>y_tox_soft = clip(target, 0, 1)   ← 保留原始标注的不确定性信息</w:t>
+        <w:br/>
+        <w:t>旧方案（已弃用）：y_tox = 1 if target &gt;= 0.5 else 0（丢失了 0.49 和 0.01 的区别）</w:t>
+        <w:br/>
+        <w:t>BCEWithLogitsLoss 天然支持连续标签，Soft Label 使模型学到更平滑的决策边界。评估时仍使用 ≥0.5 阈值二值化计算 F1/Accuracy。</w:t>
       </w:r>
     </w:p>
     <w:p>
@@ -2555,7 +2563,9 @@
           <w:b/>
           <w:bCs/>
         </w:rPr>
-        <w:t>3.4 has_identity（训练重加权用）</w:t>
+        <w:t>has_identity = 1 if max(identity_cols) &gt;= 0.5 else 0</w:t>
+        <w:br/>
+        <w:t>训练时用于决定是否对该样本施加 identity-aware 重加权。</w:t>
       </w:r>
     </w:p>
     <w:p>
@@ -2576,7 +2586,6 @@
           <w:b/>
           <w:bCs/>
         </w:rPr>
-        <w:t>has_identity = 1 if max(identity_cols) &gt;= 0.5 else 0</w:t>
       </w:r>
     </w:p>
     <w:p>
@@ -2610,24 +2619,24 @@
           <w:b/>
           <w:bCs/>
         </w:rPr>
-        <w:t>4.1 Loss（BCEWithLogitsLoss）</w:t>
-      </w:r>
-    </w:p>
-    <w:p>
-      <w:pPr>
-        <w:rPr>
-          <w:rFonts w:ascii="宋体" w:hAnsi="宋体" w:eastAsia="宋体"/>
-          <w:b/>
-          <w:bCs/>
-        </w:rPr>
-      </w:pPr>
-      <w:r>
-        <w:rPr>
-          <w:rFonts w:ascii="宋体" w:hAnsi="宋体" w:eastAsia="宋体"/>
-          <w:b/>
-          <w:bCs/>
-        </w:rPr>
-        <w:t>会得到三个 logits：</w:t>
+        <w:t>4.1 Loss（Focal Loss + Uncertainty Weighting）</w:t>
+      </w:r>
+    </w:p>
+    <w:p>
+      <w:pPr>
+        <w:rPr>
+          <w:rFonts w:ascii="宋体" w:hAnsi="宋体" w:eastAsia="宋体"/>
+          <w:b/>
+          <w:bCs/>
+        </w:rPr>
+      </w:pPr>
+      <w:r>
+        <w:rPr>
+          <w:rFonts w:ascii="宋体" w:hAnsi="宋体" w:eastAsia="宋体"/>
+          <w:b/>
+          <w:bCs/>
+        </w:rPr>
+        <w:t>会得到三个 logits 和三个可学习的 log variance：</w:t>
       </w:r>
     </w:p>
     <w:p>
@@ -2648,7 +2657,7 @@
           <w:b/>
           <w:bCs/>
         </w:rPr>
-        <w:t>logit_tox（1维）</w:t>
+        <w:t>logit_tox（1维）, logit_sub（6维）, logit_id（9维）</w:t>
       </w:r>
     </w:p>
     <w:p>
@@ -2669,7 +2678,7 @@
           <w:b/>
           <w:bCs/>
         </w:rPr>
-        <w:t>logit_sub（K维）</w:t>
+        <w:t>log_var_tox, log_var_sub, log_var_id（各1维，可学习参数）</w:t>
       </w:r>
     </w:p>
     <w:p>
@@ -2690,24 +2699,23 @@
           <w:b/>
           <w:bCs/>
         </w:rPr>
-        <w:t>logit_id（M维）</w:t>
-      </w:r>
-    </w:p>
-    <w:p>
-      <w:pPr>
-        <w:rPr>
-          <w:rFonts w:ascii="宋体" w:hAnsi="宋体" w:eastAsia="宋体"/>
-          <w:b/>
-          <w:bCs/>
-        </w:rPr>
-      </w:pPr>
-      <w:r>
-        <w:rPr>
-          <w:rFonts w:ascii="宋体" w:hAnsi="宋体" w:eastAsia="宋体"/>
-          <w:b/>
-          <w:bCs/>
-        </w:rPr>
-        <w:t>损失：</w:t>
+      </w:r>
+    </w:p>
+    <w:p>
+      <w:pPr>
+        <w:rPr>
+          <w:rFonts w:ascii="宋体" w:hAnsi="宋体" w:eastAsia="宋体"/>
+          <w:b/>
+          <w:bCs/>
+        </w:rPr>
+      </w:pPr>
+      <w:r>
+        <w:rPr>
+          <w:rFonts w:ascii="宋体" w:hAnsi="宋体" w:eastAsia="宋体"/>
+          <w:b/>
+          <w:bCs/>
+        </w:rPr>
+        <w:t>损失函数设计：</w:t>
       </w:r>
     </w:p>
     <w:p>
@@ -2728,7 +2736,11 @@
           <w:b/>
           <w:bCs/>
         </w:rPr>
-        <w:t>L_tox = BCEWithLogits(logit_tox, y_tox)</w:t>
+        <w:t>Stage 1 主任务：L_tox = FocalLoss(logit_tox, y_tox_soft, alpha=1.0, gamma=2.0)</w:t>
+        <w:br/>
+        <w:t xml:space="preserve">  Focal Loss 对简单样本自动降权（gamma=2），让模型聚焦难分样本。</w:t>
+        <w:br/>
+        <w:t xml:space="preserve">  alpha=1.0 因为数据已1:1平衡采样，两类不需要差异化权重。</w:t>
       </w:r>
     </w:p>
     <w:p>
@@ -2749,7 +2761,7 @@
           <w:b/>
           <w:bCs/>
         </w:rPr>
-        <w:t>L_sub = BCEWithLogits(logit_sub, y_sub)（多标签）</w:t>
+        <w:t>Stage 2 主任务：L_tox = identity-aware weighted BCE（见4.2）</w:t>
       </w:r>
     </w:p>
     <w:p>
@@ -2770,7 +2782,7 @@
           <w:b/>
           <w:bCs/>
         </w:rPr>
-        <w:t>L_id = BCEWithLogits(logit_id, y_id)（多标签）</w:t>
+        <w:t>辅助任务：L_sub = BCEWithLogits(logit_sub, y_sub), L_id = BCEWithLogits(logit_id, y_id)</w:t>
       </w:r>
     </w:p>
     <w:p>
@@ -2851,7 +2863,11 @@
           <w:b/>
           <w:bCs/>
         </w:rPr>
-        <w:t>推荐起步</w:t>
+        <w:t>多任务权重——Uncertainty Weighting（替代固定α/β）：</w:t>
+        <w:br/>
+        <w:t>L_total = L_tox/(2·exp(σ_tox)) + σ_tox/2 + L_sub/(2·exp(σ_sub)) + σ_sub/2 + L_id/(2·exp(σ_id)) + σ_id/2</w:t>
+        <w:br/>
+        <w:t>不确定性高的任务自动降权，无需手动调α/β。</w:t>
       </w:r>
       <w:r>
         <w:rPr>
@@ -2860,15 +2876,13 @@
           <w:bCs/>
           <w:color w:val="EE0000"/>
         </w:rPr>
-        <w:t>（先用固定的调试，如果效果一直不太理想，不想手动调可以改成一下自学习的参数，让他自己根据效果调参数，，记得改这个文档方法就好）</w:t>
-      </w:r>
-      <w:r>
-        <w:rPr>
-          <w:rFonts w:ascii="宋体" w:hAnsi="宋体" w:eastAsia="宋体"/>
-          <w:b/>
-          <w:bCs/>
-        </w:rPr>
-        <w:t>：</w:t>
+      </w:r>
+      <w:r>
+        <w:rPr>
+          <w:rFonts w:ascii="宋体" w:hAnsi="宋体" w:eastAsia="宋体"/>
+          <w:b/>
+          <w:bCs/>
+        </w:rPr>
       </w:r>
     </w:p>
     <w:p>
@@ -2889,7 +2903,7 @@
           <w:b/>
           <w:bCs/>
         </w:rPr>
-        <w:t>α=0.5</w:t>
+        <w:t>旧方案（已弃用）：L = L_tox + α·L_sub + β·L_id，其中 α=0.5, β=0.2 为固定值</w:t>
       </w:r>
     </w:p>
     <w:p>
@@ -2910,41 +2924,40 @@
           <w:b/>
           <w:bCs/>
         </w:rPr>
-        <w:t>β=0.2</w:t>
-      </w:r>
-    </w:p>
-    <w:p>
-      <w:pPr>
-        <w:rPr>
-          <w:rFonts w:ascii="宋体" w:hAnsi="宋体" w:eastAsia="宋体"/>
-          <w:b/>
-          <w:bCs/>
-        </w:rPr>
-      </w:pPr>
-      <w:r>
-        <w:rPr>
-          <w:rFonts w:ascii="宋体" w:hAnsi="宋体" w:eastAsia="宋体"/>
-          <w:b/>
-          <w:bCs/>
-        </w:rPr>
-        <w:t>4.2 identity-aware 重加权 w（只加在主任务上）</w:t>
-      </w:r>
-    </w:p>
-    <w:p>
-      <w:pPr>
-        <w:rPr>
-          <w:rFonts w:ascii="宋体" w:hAnsi="宋体" w:eastAsia="宋体"/>
-          <w:b/>
-          <w:bCs/>
-        </w:rPr>
-      </w:pPr>
-      <w:r>
-        <w:rPr>
-          <w:rFonts w:ascii="宋体" w:hAnsi="宋体" w:eastAsia="宋体"/>
-          <w:b/>
-          <w:bCs/>
-        </w:rPr>
-        <w:t>按样本定义权重 w：</w:t>
+      </w:r>
+    </w:p>
+    <w:p>
+      <w:pPr>
+        <w:rPr>
+          <w:rFonts w:ascii="宋体" w:hAnsi="宋体" w:eastAsia="宋体"/>
+          <w:b/>
+          <w:bCs/>
+        </w:rPr>
+      </w:pPr>
+      <w:r>
+        <w:rPr>
+          <w:rFonts w:ascii="宋体" w:hAnsi="宋体" w:eastAsia="宋体"/>
+          <w:b/>
+          <w:bCs/>
+        </w:rPr>
+        <w:t>4.2 identity-aware 分组差异化重加权（只加在主任务上）</w:t>
+      </w:r>
+    </w:p>
+    <w:p>
+      <w:pPr>
+        <w:rPr>
+          <w:rFonts w:ascii="宋体" w:hAnsi="宋体" w:eastAsia="宋体"/>
+          <w:b/>
+          <w:bCs/>
+        </w:rPr>
+      </w:pPr>
+      <w:r>
+        <w:rPr>
+          <w:rFonts w:ascii="宋体" w:hAnsi="宋体" w:eastAsia="宋体"/>
+          <w:b/>
+          <w:bCs/>
+        </w:rPr>
+        <w:t>改进：不再使用统一的 w=2.5，而是基于对数平滑逆频率，对不同身份组赋予差异化权重。稀有身份组（如 psychiatric, jewish）获得更高权重，常见组（如 female）权重较低：</w:t>
       </w:r>
     </w:p>
     <w:p>
@@ -2965,7 +2978,7 @@
           <w:b/>
           <w:bCs/>
         </w:rPr>
-        <w:t>has_identity==1 AND y_tox==0：w = 2.5（最关键，减少误报）</w:t>
+        <w:t>身份组权重：female=1.0, male=1.2, christian=1.3, white=1.8, muslim=1.9, black=2.3, homosexual=2.6, jewish=2.9, psychiatric=3.4</w:t>
       </w:r>
     </w:p>
     <w:p>
@@ -2986,7 +2999,13 @@
           <w:b/>
           <w:bCs/>
         </w:rPr>
-        <w:t>has_identity==1 AND y_tox==1：w = 1.5</w:t>
+        <w:t>权重应用规则：</w:t>
+        <w:br/>
+        <w:t>has_identity==1 AND y_tox&lt;0.5（非毒性）：w = max(该样本涉及的身份组权重)，至少为1.0</w:t>
+        <w:br/>
+        <w:t>has_identity==1 AND y_tox≥0.5（有毒性）：w = 1.5（固定）</w:t>
+        <w:br/>
+        <w:t>其他：w = 1.0</w:t>
       </w:r>
     </w:p>
     <w:p>
@@ -3007,24 +3026,24 @@
           <w:b/>
           <w:bCs/>
         </w:rPr>
-        <w:t>其他：w = 1.0</w:t>
-      </w:r>
-    </w:p>
-    <w:p>
-      <w:pPr>
-        <w:rPr>
-          <w:rFonts w:ascii="宋体" w:hAnsi="宋体" w:eastAsia="宋体"/>
-          <w:b/>
-          <w:bCs/>
-        </w:rPr>
-      </w:pPr>
-      <w:r>
-        <w:rPr>
-          <w:rFonts w:ascii="宋体" w:hAnsi="宋体" w:eastAsia="宋体"/>
-          <w:b/>
-          <w:bCs/>
-        </w:rPr>
-        <w:t>实现上就是：每个样本算出 loss_tox_i 后乘 w_i 再做 batch mean。</w:t>
+        <w:t>原理：稀有身份组样本少，如果不提高权重，模型在这些群体上误报率会更高。分组差异化权重比统一权重更精细，能改善 Worst-group Bias AUC。</w:t>
+      </w:r>
+    </w:p>
+    <w:p>
+      <w:pPr>
+        <w:rPr>
+          <w:rFonts w:ascii="宋体" w:hAnsi="宋体" w:eastAsia="宋体"/>
+          <w:b/>
+          <w:bCs/>
+        </w:rPr>
+      </w:pPr>
+      <w:r>
+        <w:rPr>
+          <w:rFonts w:ascii="宋体" w:hAnsi="宋体" w:eastAsia="宋体"/>
+          <w:b/>
+          <w:bCs/>
+        </w:rPr>
+        <w:t>实现：使用 BCEWithLogitsLoss(reduction="none") 得到逐样本 loss，乘以 per-sample 权重后取 batch mean。group_weights tensor 全局缓存，避免每步重复创建。</w:t>
       </w:r>
       <w:r>
         <w:rPr>
@@ -3033,7 +3052,6 @@
           <w:bCs/>
           <w:color w:val="EE0000"/>
         </w:rPr>
-        <w:t>（</w:t>
       </w:r>
       <w:r>
         <w:rPr>
@@ -3042,7 +3060,6 @@
           <w:bCs/>
           <w:color w:val="EE0000"/>
         </w:rPr>
-        <w:t>重加权 w 的实现要用 “逐样本 loss”，别被默认 reduction 坑了</w:t>
       </w:r>
       <w:r>
         <w:rPr>
@@ -3051,33 +3068,32 @@
           <w:bCs/>
           <w:color w:val="EE0000"/>
         </w:rPr>
-        <w:t>）</w:t>
-      </w:r>
-    </w:p>
-    <w:p>
-      <w:pPr>
-        <w:rPr>
-          <w:rFonts w:ascii="宋体" w:hAnsi="宋体" w:eastAsia="宋体"/>
-          <w:b/>
-          <w:bCs/>
-        </w:rPr>
-      </w:pPr>
-    </w:p>
-    <w:p>
-      <w:pPr>
-        <w:rPr>
-          <w:rFonts w:ascii="宋体" w:hAnsi="宋体" w:eastAsia="宋体"/>
-          <w:b/>
-          <w:bCs/>
-        </w:rPr>
-      </w:pPr>
-      <w:r>
-        <w:rPr>
-          <w:rFonts w:ascii="宋体" w:hAnsi="宋体" w:eastAsia="宋体"/>
-          <w:b/>
-          <w:bCs/>
-        </w:rPr>
-        <w:t>5) 训练流程（</w:t>
+      </w:r>
+    </w:p>
+    <w:p>
+      <w:pPr>
+        <w:rPr>
+          <w:rFonts w:ascii="宋体" w:hAnsi="宋体" w:eastAsia="宋体"/>
+          <w:b/>
+          <w:bCs/>
+        </w:rPr>
+      </w:pPr>
+    </w:p>
+    <w:p>
+      <w:pPr>
+        <w:rPr>
+          <w:rFonts w:ascii="宋体" w:hAnsi="宋体" w:eastAsia="宋体"/>
+          <w:b/>
+          <w:bCs/>
+        </w:rPr>
+      </w:pPr>
+      <w:r>
+        <w:rPr>
+          <w:rFonts w:ascii="宋体" w:hAnsi="宋体" w:eastAsia="宋体"/>
+          <w:b/>
+          <w:bCs/>
+        </w:rPr>
+        <w:t>5) 训练流程（两阶段 + DDP + AMP）</w:t>
       </w:r>
       <w:r>
         <w:rPr>
@@ -3085,32 +3101,30 @@
           <w:b/>
           <w:bCs/>
         </w:rPr>
-        <w:t>可以分为</w:t>
-      </w:r>
-      <w:r>
-        <w:rPr>
-          <w:rFonts w:ascii="宋体" w:hAnsi="宋体" w:eastAsia="宋体"/>
-          <w:b/>
-          <w:bCs/>
-        </w:rPr>
-        <w:t>的两阶段）</w:t>
-      </w:r>
-    </w:p>
-    <w:p>
-      <w:pPr>
-        <w:rPr>
-          <w:rFonts w:ascii="宋体" w:hAnsi="宋体" w:eastAsia="宋体"/>
-          <w:b/>
-          <w:bCs/>
-        </w:rPr>
-      </w:pPr>
-      <w:r>
-        <w:rPr>
-          <w:rFonts w:ascii="宋体" w:hAnsi="宋体" w:eastAsia="宋体"/>
-          <w:b/>
-          <w:bCs/>
-        </w:rPr>
-        <w:t>Stage 1：预热（2~3 epochs）</w:t>
+      </w:r>
+      <w:r>
+        <w:rPr>
+          <w:rFonts w:ascii="宋体" w:hAnsi="宋体" w:eastAsia="宋体"/>
+          <w:b/>
+          <w:bCs/>
+        </w:rPr>
+      </w:r>
+    </w:p>
+    <w:p>
+      <w:pPr>
+        <w:rPr>
+          <w:rFonts w:ascii="宋体" w:hAnsi="宋体" w:eastAsia="宋体"/>
+          <w:b/>
+          <w:bCs/>
+        </w:rPr>
+      </w:pPr>
+      <w:r>
+        <w:rPr>
+          <w:rFonts w:ascii="宋体" w:hAnsi="宋体" w:eastAsia="宋体"/>
+          <w:b/>
+          <w:bCs/>
+        </w:rPr>
+        <w:t>Stage 1：多任务预训练（6 epochs）</w:t>
       </w:r>
     </w:p>
     <w:p>
@@ -3131,7 +3145,17 @@
           <w:b/>
           <w:bCs/>
         </w:rPr>
-        <w:t>w 全部 = 1.0（或只给 identity&amp;non-toxic 设 1.5）</w:t>
+        <w:t>8卡 DDP 并行训练 + AMP 混合精度（FP16），单卡 batch=16，梯度累积2步（等效 batch=256）</w:t>
+        <w:br/>
+        <w:t>Focal Loss（alpha=1.0, gamma=2.0）+ BCEWithLogits 辅助任务 + Uncertainty Weighting 自动多任务权重</w:t>
+        <w:br/>
+        <w:t>优化器：AdamW, lr=1e-5, weight_decay=0.01</w:t>
+        <w:br/>
+        <w:t>调度器：linear schedule with warmup（warmup 10%）</w:t>
+        <w:br/>
+        <w:t>AUC-based checkpoint selection：以验证集 ROC-AUC 选最优模型（而非 val_loss）</w:t>
+        <w:br/>
+        <w:t>Early Stopping：patience=3（基于 val_loss）</w:t>
       </w:r>
     </w:p>
     <w:p>
@@ -3152,24 +3176,24 @@
           <w:b/>
           <w:bCs/>
         </w:rPr>
-        <w:t>目标：让模型先学会基本语义与多任务头的预测</w:t>
-      </w:r>
-    </w:p>
-    <w:p>
-      <w:pPr>
-        <w:rPr>
-          <w:rFonts w:ascii="宋体" w:hAnsi="宋体" w:eastAsia="宋体"/>
-          <w:b/>
-          <w:bCs/>
-        </w:rPr>
-      </w:pPr>
-      <w:r>
-        <w:rPr>
-          <w:rFonts w:ascii="宋体" w:hAnsi="宋体" w:eastAsia="宋体"/>
-          <w:b/>
-          <w:bCs/>
-        </w:rPr>
-        <w:t>Stage 2：去偏精调（1~2 epochs）</w:t>
+        <w:t>目标：让模型同时学会基本毒性语义 + 子类型预测 + 身份属性识别，三个任务互相提供正则化信号</w:t>
+      </w:r>
+    </w:p>
+    <w:p>
+      <w:pPr>
+        <w:rPr>
+          <w:rFonts w:ascii="宋体" w:hAnsi="宋体" w:eastAsia="宋体"/>
+          <w:b/>
+          <w:bCs/>
+        </w:rPr>
+      </w:pPr>
+      <w:r>
+        <w:rPr>
+          <w:rFonts w:ascii="宋体" w:hAnsi="宋体" w:eastAsia="宋体"/>
+          <w:b/>
+          <w:bCs/>
+        </w:rPr>
+        <w:t>Stage 2：identity-aware 去偏精调（4 epochs）</w:t>
       </w:r>
     </w:p>
     <w:p>
@@ -3190,7 +3214,23 @@
           <w:b/>
           <w:bCs/>
         </w:rPr>
-        <w:t>开启 w=2.5/1.5/1.0</w:t>
+        <w:t>加载 S1 最优 checkpoint（strict=False，自动处理新增的 proj_tox/proj_aux 参数）</w:t>
+        <w:br/>
+        <w:t>开启分组差异化身份重加权（见4.2），专门修正身份词误报</w:t>
+        <w:br/>
+        <w:t>Layer-wise Learning Rate Decay（防止灾难遗忘）：</w:t>
+        <w:br/>
+        <w:t xml:space="preserve">  Embeddings + 前6层：lr × 0.64（保护底层语义知识）</w:t>
+        <w:br/>
+        <w:t xml:space="preserve">  后6层：lr × 0.80（微调上层特征）</w:t>
+        <w:br/>
+        <w:t xml:space="preserve">  Heads + Projection + log_var：lr × 1.00（完全训练任务层）</w:t>
+        <w:br/>
+        <w:t>优化器：AdamW, lr=3e-6, weight_decay=0.01, 梯度累积4步（等效 batch=3072）</w:t>
+        <w:br/>
+        <w:t>调度器：linear schedule with warmup（warmup 10%）</w:t>
+        <w:br/>
+        <w:t>AUC-based checkpoint selection + Early Stopping(patience=3)</w:t>
       </w:r>
     </w:p>
     <w:p>
@@ -3211,33 +3251,33 @@
           <w:b/>
           <w:bCs/>
         </w:rPr>
-        <w:t>目标：专门修正“身份词误报”，通常 F1 会更稳</w:t>
-      </w:r>
-    </w:p>
-    <w:p>
-      <w:pPr>
-        <w:rPr>
-          <w:rFonts w:ascii="宋体" w:hAnsi="宋体" w:eastAsia="宋体"/>
-          <w:b/>
-          <w:bCs/>
-        </w:rPr>
-      </w:pPr>
-    </w:p>
-    <w:p>
-      <w:pPr>
-        <w:rPr>
-          <w:rFonts w:ascii="宋体" w:hAnsi="宋体" w:eastAsia="宋体"/>
-          <w:b/>
-          <w:bCs/>
-        </w:rPr>
-      </w:pPr>
-      <w:r>
-        <w:rPr>
-          <w:rFonts w:ascii="宋体" w:hAnsi="宋体" w:eastAsia="宋体"/>
-          <w:b/>
-          <w:bCs/>
-        </w:rPr>
-        <w:t>6)推荐超参</w:t>
+        <w:t>目标：在 S1 已学好的基础上，重点修正"提到身份词但非毒性"的误报，同时通过 layer-wise lr decay 保持底层表示稳定</w:t>
+      </w:r>
+    </w:p>
+    <w:p>
+      <w:pPr>
+        <w:rPr>
+          <w:rFonts w:ascii="宋体" w:hAnsi="宋体" w:eastAsia="宋体"/>
+          <w:b/>
+          <w:bCs/>
+        </w:rPr>
+      </w:pPr>
+    </w:p>
+    <w:p>
+      <w:pPr>
+        <w:rPr>
+          <w:rFonts w:ascii="宋体" w:hAnsi="宋体" w:eastAsia="宋体"/>
+          <w:b/>
+          <w:bCs/>
+        </w:rPr>
+      </w:pPr>
+      <w:r>
+        <w:rPr>
+          <w:rFonts w:ascii="宋体" w:hAnsi="宋体" w:eastAsia="宋体"/>
+          <w:b/>
+          <w:bCs/>
+        </w:rPr>
+        <w:t>6) 推荐超参（当前实际使用值）</w:t>
       </w:r>
     </w:p>
     <w:p>
@@ -3279,7 +3319,7 @@
           <w:b/>
           <w:bCs/>
         </w:rPr>
-        <w:t>batch_size = 8</w:t>
+        <w:t>Stage 1: batch_size = 16/卡, grad_accum = 2（等效 batch = 16×8×2 = 256）</w:t>
       </w:r>
     </w:p>
     <w:p>
@@ -3300,7 +3340,7 @@
           <w:b/>
           <w:bCs/>
         </w:rPr>
-        <w:t>grad_accum = 2（等效 batch=16）</w:t>
+        <w:t>Stage 2: batch_size = 96/卡, grad_accum = 4（等效 batch = 96×8×4 = 3072）</w:t>
       </w:r>
     </w:p>
     <w:p>
@@ -3321,7 +3361,7 @@
           <w:b/>
           <w:bCs/>
         </w:rPr>
-        <w:t>fp16 = True</w:t>
+        <w:t>fp16 = True（AMP 混合精度，S1和S2均开启）</w:t>
       </w:r>
     </w:p>
     <w:p>
@@ -3342,7 +3382,7 @@
           <w:b/>
           <w:bCs/>
         </w:rPr>
-        <w:t>lr = 2e-5（调参范围：1e-5~3e-5）</w:t>
+        <w:t>Stage 1 lr = 1e-5, Stage 2 lr = 3e-6（配合 layer-wise decay）</w:t>
       </w:r>
     </w:p>
     <w:p>
@@ -3363,7 +3403,7 @@
           <w:b/>
           <w:bCs/>
         </w:rPr>
-        <w:t>weight_decay = 0.01</w:t>
+        <w:t>weight_decay = 0.01（L2 正则化）</w:t>
       </w:r>
     </w:p>
     <w:p>
@@ -3384,7 +3424,7 @@
           <w:b/>
           <w:bCs/>
         </w:rPr>
-        <w:t>epochs = 4~5（Stage1 3 + Stage2 2）</w:t>
+        <w:t>epochs: Stage 1 = 6, Stage 2 = 4（含 early stopping, patience=3）</w:t>
       </w:r>
     </w:p>
     <w:p>
@@ -3405,7 +3445,7 @@
           <w:b/>
           <w:bCs/>
         </w:rPr>
-        <w:t>dropout = 0.1</w:t>
+        <w:t>dropout = 0.2（模型内部 Dropout 层，增强正则化）</w:t>
       </w:r>
     </w:p>
     <w:p>
@@ -3426,7 +3466,7 @@
           <w:b/>
           <w:bCs/>
         </w:rPr>
-        <w:t>warmup_ratio = 0.06</w:t>
+        <w:t>warmup_ratio = 0.10（线性预热，占总步数10%）</w:t>
       </w:r>
     </w:p>
     <w:p>
@@ -3447,24 +3487,24 @@
           <w:b/>
           <w:bCs/>
         </w:rPr>
-        <w:t>grad_clip = 1.0</w:t>
-      </w:r>
-    </w:p>
-    <w:p>
-      <w:pPr>
-        <w:rPr>
-          <w:rFonts w:ascii="宋体" w:hAnsi="宋体" w:eastAsia="宋体"/>
-          <w:b/>
-          <w:bCs/>
-        </w:rPr>
-      </w:pPr>
-      <w:r>
-        <w:rPr>
-          <w:rFonts w:ascii="宋体" w:hAnsi="宋体" w:eastAsia="宋体"/>
-          <w:b/>
-          <w:bCs/>
-        </w:rPr>
-        <w:t>7) 怎么调参</w:t>
+        <w:t>scheduler = linear（线性衰减到0，替代旧的 ReduceLROnPlateau）</w:t>
+      </w:r>
+    </w:p>
+    <w:p>
+      <w:pPr>
+        <w:rPr>
+          <w:rFonts w:ascii="宋体" w:hAnsi="宋体" w:eastAsia="宋体"/>
+          <w:b/>
+          <w:bCs/>
+        </w:rPr>
+      </w:pPr>
+      <w:r>
+        <w:rPr>
+          <w:rFonts w:ascii="宋体" w:hAnsi="宋体" w:eastAsia="宋体"/>
+          <w:b/>
+          <w:bCs/>
+        </w:rPr>
+        <w:t>7) 调参策略与消融实验设计：</w:t>
       </w:r>
       <w:r>
         <w:rPr>
@@ -3472,15 +3512,13 @@
           <w:b/>
           <w:bCs/>
         </w:rPr>
-        <w:t>，</w:t>
-      </w:r>
-      <w:r>
-        <w:rPr>
-          <w:rFonts w:ascii="宋体" w:hAnsi="宋体" w:eastAsia="宋体"/>
-          <w:b/>
-          <w:bCs/>
-        </w:rPr>
-        <w:t>按这个顺序调就行</w:t>
+      </w:r>
+      <w:r>
+        <w:rPr>
+          <w:rFonts w:ascii="宋体" w:hAnsi="宋体" w:eastAsia="宋体"/>
+          <w:b/>
+          <w:bCs/>
+        </w:rPr>
       </w:r>
       <w:r>
         <w:rPr>
@@ -3489,15 +3527,13 @@
           <w:bCs/>
           <w:color w:val="EE0000"/>
         </w:rPr>
-        <w:t>（这里可以边做灵敏度分析，边找最佳参数）</w:t>
-      </w:r>
-      <w:r>
-        <w:rPr>
-          <w:rFonts w:ascii="宋体" w:hAnsi="宋体" w:eastAsia="宋体"/>
-          <w:b/>
-          <w:bCs/>
-        </w:rPr>
-        <w:t>：</w:t>
+      </w:r>
+      <w:r>
+        <w:rPr>
+          <w:rFonts w:ascii="宋体" w:hAnsi="宋体" w:eastAsia="宋体"/>
+          <w:b/>
+          <w:bCs/>
+        </w:rPr>
       </w:r>
     </w:p>
     <w:p>
@@ -3518,7 +3554,7 @@
           <w:b/>
           <w:bCs/>
         </w:rPr>
-        <w:t>lr: 1e-5 / 2e-5 / 3e-5</w:t>
+        <w:t>多随机种子验证：seed = 42 / 123 / 2024（3次实验取均值±标准差）</w:t>
       </w:r>
     </w:p>
     <w:p>
@@ -3539,7 +3575,7 @@
           <w:b/>
           <w:bCs/>
         </w:rPr>
-        <w:t>max_len: 128 / 256 / 384</w:t>
+        <w:t>消融实验（单因素控制）：NoPooling / NoFocal / NoReweight</w:t>
       </w:r>
     </w:p>
     <w:p>
@@ -3560,7 +3596,7 @@
           <w:b/>
           <w:bCs/>
         </w:rPr>
-        <w:t>w_non_tox_identity: 2.0 / 2.5 / 3.0</w:t>
+        <w:t>超参敏感性分析：w_id_toxic = 1.0 / 1.5 / 2.0（身份有毒样本权重范围）</w:t>
       </w:r>
     </w:p>
     <w:p>
@@ -3581,7 +3617,7 @@
           <w:b/>
           <w:bCs/>
         </w:rPr>
-        <w:t>α, β:</w:t>
+        <w:t>多任务权重：由 Uncertainty Weighting 自动学习，无需手动调 α/β</w:t>
       </w:r>
     </w:p>
     <w:p>
@@ -3602,7 +3638,6 @@
           <w:b/>
           <w:bCs/>
         </w:rPr>
-        <w:t>α=0.3/0.5/0.8</w:t>
       </w:r>
     </w:p>
     <w:p>
@@ -3623,7 +3658,6 @@
           <w:b/>
           <w:bCs/>
         </w:rPr>
-        <w:t>β=0.1/0.2/0.3</w:t>
       </w:r>
     </w:p>
     <w:p>
@@ -3644,7 +3678,7 @@
           <w:b/>
           <w:bCs/>
         </w:rPr>
-        <w:t>阈值调优：验证集扫 0.1~0.9，选 F1 最大的阈值（很重要）</w:t>
+        <w:t>阈值调优：验证集扫 0.05~0.95，选 F1 最大的阈值</w:t>
       </w:r>
     </w:p>
     <w:p>
@@ -3661,7 +3695,7 @@
           <w:b/>
           <w:bCs/>
         </w:rPr>
-        <w:t xml:space="preserve">8) </w:t>
+        <w:t>8) 总的来说就是这几步：</w:t>
       </w:r>
       <w:r>
         <w:rPr>
@@ -3669,7 +3703,6 @@
           <w:b/>
           <w:bCs/>
         </w:rPr>
-        <w:t>总的来说就是这几步：</w:t>
       </w:r>
     </w:p>
     <w:p>
@@ -3690,7 +3723,7 @@
           <w:b/>
           <w:bCs/>
         </w:rPr>
-        <w:t>先实现 DeBERTaV3 + toxicity head（二分类）</w:t>
+        <w:t>① DeBERTaV3-base encoder + CLS/Attention Pooling（Tanh bottleneck）</w:t>
       </w:r>
     </w:p>
     <w:p>
@@ -3711,7 +3744,7 @@
           <w:b/>
           <w:bCs/>
         </w:rPr>
-        <w:t>加 attention pooling</w:t>
+        <w:t>② 分离投影层 proj_tox / proj_aux（解决梯度冲突）+ 三个输出头</w:t>
       </w:r>
     </w:p>
     <w:p>
@@ -3732,7 +3765,7 @@
           <w:b/>
           <w:bCs/>
         </w:rPr>
-        <w:t>加 subtypes head（α=0.5）</w:t>
+        <w:t>③ Focal Loss + Uncertainty Weighting 自动多任务权重</w:t>
       </w:r>
     </w:p>
     <w:p>
@@ -3753,7 +3786,7 @@
           <w:b/>
           <w:bCs/>
         </w:rPr>
-        <w:t>加 identity head（β=0.2）</w:t>
+        <w:t>④ Soft Label 训练（保留连续标注值 [0,1]）</w:t>
       </w:r>
     </w:p>
     <w:p>
@@ -3774,7 +3807,7 @@
           <w:b/>
           <w:bCs/>
         </w:rPr>
-        <w:t>最后加 reweight（w=2.5） 做 Stage2 精调</w:t>
+        <w:t>⑤ 两阶段训练：S1 多任务预训练 → S2 identity-aware 分组差异化重加权去偏精调（layer-wise lr decay）</w:t>
       </w:r>
     </w:p>
     <w:p>
@@ -4659,7 +4692,7 @@
           <w:b/>
           <w:bCs/>
         </w:rPr>
-        <w:t>为证明你的“稳妥路线”贡献不只是换 backbone，至少做以下 4 组消融（每组只改一个因素）：</w:t>
+        <w:t>为证明各组件的贡献，设计以下消融实验（每组只移除一个因素，其余保持不变）：</w:t>
       </w:r>
     </w:p>
     <w:p>
@@ -4697,7 +4730,7 @@
           <w:b/>
           <w:bCs/>
         </w:rPr>
-        <w:t>CLS pooling</w:t>
+        <w:t>(a) NoPooling：仅 CLS 向量（移除 Attention Pooling）</w:t>
       </w:r>
     </w:p>
     <w:p>
@@ -4718,7 +4751,7 @@
           <w:b/>
           <w:bCs/>
         </w:rPr>
-        <w:t>CLS + Attention pooling（</w:t>
+        <w:t>(b) Full Model：CLS + Attention Pooling with Tanh Bottleneck（我们方案）</w:t>
       </w:r>
       <w:r>
         <w:rPr>
@@ -4726,32 +4759,30 @@
           <w:b/>
           <w:bCs/>
         </w:rPr>
-        <w:t>我们</w:t>
-      </w:r>
-      <w:r>
-        <w:rPr>
-          <w:rFonts w:ascii="宋体" w:hAnsi="宋体" w:eastAsia="宋体"/>
-          <w:b/>
-          <w:bCs/>
-        </w:rPr>
-        <w:t>方案）</w:t>
-      </w:r>
-    </w:p>
-    <w:p>
-      <w:pPr>
-        <w:rPr>
-          <w:rFonts w:ascii="宋体" w:hAnsi="宋体" w:eastAsia="宋体"/>
-          <w:b/>
-          <w:bCs/>
-        </w:rPr>
-      </w:pPr>
-      <w:r>
-        <w:rPr>
-          <w:rFonts w:ascii="宋体" w:hAnsi="宋体" w:eastAsia="宋体"/>
-          <w:b/>
-          <w:bCs/>
-        </w:rPr>
-        <w:t>Ablation-2：多任务学习是否有效</w:t>
+      </w:r>
+      <w:r>
+        <w:rPr>
+          <w:rFonts w:ascii="宋体" w:hAnsi="宋体" w:eastAsia="宋体"/>
+          <w:b/>
+          <w:bCs/>
+        </w:rPr>
+      </w:r>
+    </w:p>
+    <w:p>
+      <w:pPr>
+        <w:rPr>
+          <w:rFonts w:ascii="宋体" w:hAnsi="宋体" w:eastAsia="宋体"/>
+          <w:b/>
+          <w:bCs/>
+        </w:rPr>
+      </w:pPr>
+      <w:r>
+        <w:rPr>
+          <w:rFonts w:ascii="宋体" w:hAnsi="宋体" w:eastAsia="宋体"/>
+          <w:b/>
+          <w:bCs/>
+        </w:rPr>
+        <w:t>Ablation-2：Focal Loss 的效果</w:t>
       </w:r>
     </w:p>
     <w:p>
@@ -4772,7 +4803,7 @@
           <w:b/>
           <w:bCs/>
         </w:rPr>
-        <w:t>仅 toxicity（二分类）</w:t>
+        <w:t>(a) NoFocal：S1 使用标准 BCEWithLogitsLoss（移除 Focal Loss）</w:t>
       </w:r>
     </w:p>
     <w:p>
@@ -4793,24 +4824,24 @@
           <w:b/>
           <w:bCs/>
         </w:rPr>
-        <w:t>toxicity + subtypes + identity（完整多任务）</w:t>
-      </w:r>
-    </w:p>
-    <w:p>
-      <w:pPr>
-        <w:rPr>
-          <w:rFonts w:ascii="宋体" w:hAnsi="宋体" w:eastAsia="宋体"/>
-          <w:b/>
-          <w:bCs/>
-        </w:rPr>
-      </w:pPr>
-      <w:r>
-        <w:rPr>
-          <w:rFonts w:ascii="宋体" w:hAnsi="宋体" w:eastAsia="宋体"/>
-          <w:b/>
-          <w:bCs/>
-        </w:rPr>
-        <w:t>Ablation-3：identity-aware 重加权是否有效</w:t>
+        <w:t>(b) Full Model：S1 使用 Focal Loss（alpha=1.0, gamma=2.0）</w:t>
+      </w:r>
+    </w:p>
+    <w:p>
+      <w:pPr>
+        <w:rPr>
+          <w:rFonts w:ascii="宋体" w:hAnsi="宋体" w:eastAsia="宋体"/>
+          <w:b/>
+          <w:bCs/>
+        </w:rPr>
+      </w:pPr>
+      <w:r>
+        <w:rPr>
+          <w:rFonts w:ascii="宋体" w:hAnsi="宋体" w:eastAsia="宋体"/>
+          <w:b/>
+          <w:bCs/>
+        </w:rPr>
+        <w:t>Ablation-3：identity-aware 分组差异化重加权的效果</w:t>
       </w:r>
     </w:p>
     <w:p>
@@ -4831,7 +4862,7 @@
           <w:b/>
           <w:bCs/>
         </w:rPr>
-        <w:t>不加权（w=1）</w:t>
+        <w:t>(a) NoReweight：S2 不使用身份重加权（所有样本 w=1）</w:t>
       </w:r>
     </w:p>
     <w:p>
@@ -4852,7 +4883,7 @@
           <w:b/>
           <w:bCs/>
         </w:rPr>
-        <w:t>加权（如 w_id_non_tox = 2.5）</w:t>
+        <w:t>(b) Full Model：S2 使用分组差异化权重（female=1.0 ~ psychiatric=3.4）</w:t>
       </w:r>
     </w:p>
     <w:p>
@@ -4871,7 +4902,7 @@
           <w:bCs/>
           <w:color w:val="EE0000"/>
         </w:rPr>
-        <w:t>消融实验以F1和</w:t>
+        <w:t>消融实验以 F1、ROC-AUC、Mean Bias AUC、Worst-group Bias AUC 作为评价指标。所有实验使用 3 个随机种子（42/123/2024）重复，报告均值±标准差以保证统计可信度。</w:t>
       </w:r>
       <w:r>
         <w:rPr>
@@ -4880,7 +4911,6 @@
           <w:bCs/>
           <w:color w:val="EE0000"/>
         </w:rPr>
-        <w:t>WorstBiasAUC</w:t>
       </w:r>
       <w:r>
         <w:rPr>
@@ -4889,7 +4919,6 @@
           <w:bCs/>
           <w:color w:val="EE0000"/>
         </w:rPr>
-        <w:t>作为评价指标</w:t>
       </w:r>
     </w:p>
     <w:p>
@@ -5421,17 +5450,11 @@
           <w:b/>
           <w:bCs/>
         </w:rPr>
-        <w:t>UnitaryAI. (n.d.). detoxify: compute_bias_metric implementation（用于复现 Kaggle 风格 bias score/power mean 计算细节）. (</w:t>
-      </w:r>
-      <w:r>
-        <w:fldChar w:fldCharType="begin"/>
-      </w:r>
-      <w:r>
-        <w:instrText xml:space="preserve"> HYPERLINK "https://github.com/unitaryai/detoxify/blob/master/model_eval/compute_bias_metric.py?utm_source=chatgpt.com" \o "detoxify/model_eval/compute_bias_metric.py at master - GitHub" </w:instrText>
-      </w:r>
-      <w:r>
-        <w:fldChar w:fldCharType="separate"/>
-      </w:r>
+        <w:t>Kendall, A., Gal, Y., &amp; Cipolla, R. (2018). Multi-Task Learning Using Uncertainty to Weigh Losses for Scene Geometry and Semantics. CVPR 2018.</w:t>
+      </w:r>
+      <w:r/>
+      <w:r/>
+      <w:r/>
       <w:r>
         <w:rPr>
           <w:rStyle w:val="8"/>
@@ -5439,7 +5462,6 @@
           <w:b/>
           <w:bCs/>
         </w:rPr>
-        <w:t>GitHub</w:t>
       </w:r>
       <w:r>
         <w:rPr>
@@ -5448,15 +5470,13 @@
           <w:b/>
           <w:bCs/>
         </w:rPr>
-        <w:fldChar w:fldCharType="end"/>
-      </w:r>
-      <w:r>
-        <w:rPr>
-          <w:rFonts w:ascii="宋体" w:hAnsi="宋体" w:eastAsia="宋体"/>
-          <w:b/>
-          <w:bCs/>
-        </w:rPr>
-        <w:t>)</w:t>
+      </w:r>
+      <w:r>
+        <w:rPr>
+          <w:rFonts w:ascii="宋体" w:hAnsi="宋体" w:eastAsia="宋体"/>
+          <w:b/>
+          <w:bCs/>
+        </w:rPr>
       </w:r>
     </w:p>
     <w:p>
